--- a/Резюме.docx
+++ b/Резюме.docx
@@ -33,33 +33,68 @@
     <w:p/>
     <w:p>
       <w:pPr>
-        <w:rPr>
-          <w:lang w:val="en-US"/>
-        </w:rPr>
-      </w:pPr>
-      <w:r>
-        <w:rPr>
-          <w:lang w:val="en-US"/>
-        </w:rPr>
-        <w:t> +7</w:t>
-      </w:r>
-      <w:r>
-        <w:rPr>
-          <w:lang w:val="en-US"/>
-        </w:rPr>
-        <w:t>9189345965</w:t>
-      </w:r>
-      <w:r>
-        <w:rPr>
-          <w:lang w:val="en-US"/>
-        </w:rPr>
-        <w:t xml:space="preserve"> | E-mail: </w:t>
-      </w:r>
-      <w:r>
-        <w:rPr>
-          <w:lang w:val="en-US"/>
-        </w:rPr>
-        <w:t>prolesk.dn</w:t>
+        <w:ind w:firstLine="567"/>
+        <w:jc w:val="center"/>
+        <w:rPr>
+          <w:lang w:val="en-US"/>
+        </w:rPr>
+      </w:pPr>
+      <w:r>
+        <w:t>Номер</w:t>
+      </w:r>
+      <w:r>
+        <w:rPr>
+          <w:lang w:val="en-US"/>
+        </w:rPr>
+        <w:t xml:space="preserve">: </w:t>
+      </w:r>
+      <w:r>
+        <w:rPr>
+          <w:lang w:val="en-US"/>
+        </w:rPr>
+        <w:t xml:space="preserve">+79189345965 | </w:t>
+      </w:r>
+      <w:r>
+        <w:rPr>
+          <w:lang w:val="en-US"/>
+        </w:rPr>
+        <w:t>E</w:t>
+      </w:r>
+      <w:r>
+        <w:rPr>
+          <w:lang w:val="en-US"/>
+        </w:rPr>
+        <w:t>-</w:t>
+      </w:r>
+      <w:r>
+        <w:rPr>
+          <w:lang w:val="en-US"/>
+        </w:rPr>
+        <w:t>mail</w:t>
+      </w:r>
+      <w:r>
+        <w:rPr>
+          <w:lang w:val="en-US"/>
+        </w:rPr>
+        <w:t xml:space="preserve">: </w:t>
+      </w:r>
+      <w:r>
+        <w:rPr>
+          <w:lang w:val="en-US"/>
+        </w:rPr>
+        <w:t>prolesk</w:t>
+      </w:r>
+      <w:r>
+        <w:rPr>
+          <w:lang w:val="en-US"/>
+        </w:rPr>
+        <w:t>.</w:t>
+      </w:r>
+      <w:r>
+        <w:rPr>
+          <w:lang w:val="en-US"/>
+        </w:rPr>
+        <w:t>dn</w:t>
       </w:r>
       <w:r>
         <w:rPr>
@@ -77,7 +112,31 @@
         <w:rPr>
           <w:lang w:val="en-US"/>
         </w:rPr>
-        <w:t>.ru | Telegram: @</w:t>
+        <w:t>.</w:t>
+      </w:r>
+      <w:r>
+        <w:rPr>
+          <w:lang w:val="en-US"/>
+        </w:rPr>
+        <w:t>ru</w:t>
+      </w:r>
+      <w:r>
+        <w:rPr>
+          <w:lang w:val="en-US"/>
+        </w:rPr>
+        <w:t xml:space="preserve"> | </w:t>
+      </w:r>
+      <w:r>
+        <w:rPr>
+          <w:lang w:val="en-US"/>
+        </w:rPr>
+        <w:t>Telegram</w:t>
+      </w:r>
+      <w:r>
+        <w:rPr>
+          <w:lang w:val="en-US"/>
+        </w:rPr>
+        <w:t>: @</w:t>
       </w:r>
       <w:r>
         <w:rPr>
@@ -89,12 +148,22 @@
         <w:rPr>
           <w:lang w:val="en-US"/>
         </w:rPr>
-        <w:t xml:space="preserve"> </w:t>
+        <w:br/>
+        <w:t xml:space="preserve">GitHub: </w:t>
+      </w:r>
+      <w:r>
+        <w:rPr>
+          <w:lang w:val="en-US"/>
+        </w:rPr>
+        <w:t>https://github.com/Prolesk</w:t>
       </w:r>
     </w:p>
     <w:p>
       <w:pPr>
         <w:ind w:firstLine="0"/>
+        <w:rPr>
+          <w:lang w:val="en-US"/>
+        </w:rPr>
       </w:pPr>
     </w:p>
     <w:p>
@@ -105,16 +174,7 @@
         <w:t>тудент</w:t>
       </w:r>
       <w:r>
-        <w:t xml:space="preserve"> </w:t>
-      </w:r>
-      <w:r>
-        <w:t>3</w:t>
-      </w:r>
-      <w:r>
-        <w:t xml:space="preserve"> курса факультета прикладной информатики.</w:t>
-      </w:r>
-      <w:r>
-        <w:t xml:space="preserve"> </w:t>
+        <w:t xml:space="preserve"> 3 курса факультета прикладной информатики. </w:t>
       </w:r>
       <w:r>
         <w:t>Разрабатываю приложения и игры разной направленности</w:t>
@@ -220,10 +280,7 @@
     </w:p>
     <w:p>
       <w:r>
-        <w:t>Дисциплина:</w:t>
-      </w:r>
-      <w:r>
-        <w:t xml:space="preserve"> «</w:t>
+        <w:t>Дисциплина: «</w:t>
       </w:r>
       <w:r>
         <w:t>Программная инженерия</w:t>
@@ -351,7 +408,31 @@
         <w:t>создания</w:t>
       </w:r>
       <w:r>
-        <w:t xml:space="preserve"> требований в формате User Stories и Use Cases.</w:t>
+        <w:t xml:space="preserve"> требований в формате User </w:t>
+      </w:r>
+      <w:proofErr w:type="spellStart"/>
+      <w:r>
+        <w:t>Stories</w:t>
+      </w:r>
+      <w:proofErr w:type="spellEnd"/>
+      <w:r>
+        <w:t xml:space="preserve"> и </w:t>
+      </w:r>
+      <w:proofErr w:type="spellStart"/>
+      <w:r>
+        <w:t>Use</w:t>
+      </w:r>
+      <w:proofErr w:type="spellEnd"/>
+      <w:r>
+        <w:t xml:space="preserve"> </w:t>
+      </w:r>
+      <w:proofErr w:type="spellStart"/>
+      <w:r>
+        <w:t>Cases</w:t>
+      </w:r>
+      <w:proofErr w:type="spellEnd"/>
+      <w:r>
+        <w:t>.</w:t>
       </w:r>
     </w:p>
     <w:p>
@@ -374,25 +455,16 @@
     <w:p>
       <w:pPr>
         <w:ind w:firstLine="0"/>
-        <w:rPr>
-          <w:lang w:val="en-US"/>
-        </w:rPr>
       </w:pPr>
     </w:p>
     <w:p>
       <w:pPr>
         <w:ind w:left="708" w:firstLine="0"/>
-        <w:rPr>
-          <w:lang w:val="en-US"/>
-        </w:rPr>
       </w:pPr>
     </w:p>
     <w:p>
       <w:pPr>
         <w:ind w:left="708" w:firstLine="0"/>
-        <w:rPr>
-          <w:lang w:val="en-US"/>
-        </w:rPr>
       </w:pPr>
     </w:p>
     <w:p>
@@ -869,12 +941,14 @@
       <w:r>
         <w:t xml:space="preserve"> </w:t>
       </w:r>
+      <w:proofErr w:type="spellStart"/>
       <w:r>
         <w:rPr>
           <w:lang w:val="en-US"/>
         </w:rPr>
         <w:t>FastAPI</w:t>
       </w:r>
+      <w:proofErr w:type="spellEnd"/>
       <w:r>
         <w:t xml:space="preserve">, </w:t>
       </w:r>
@@ -922,7 +996,15 @@
         </w:numPr>
       </w:pPr>
       <w:r>
-        <w:t xml:space="preserve">Управление проектами / Agile: </w:t>
+        <w:t xml:space="preserve">Управление проектами / </w:t>
+      </w:r>
+      <w:proofErr w:type="spellStart"/>
+      <w:r>
+        <w:t>Agile</w:t>
+      </w:r>
+      <w:proofErr w:type="spellEnd"/>
+      <w:r>
+        <w:t xml:space="preserve">: </w:t>
       </w:r>
       <w:r>
         <w:t xml:space="preserve">Умение работы с </w:t>
@@ -940,26 +1022,38 @@
         <w:t xml:space="preserve"> и артефактами проекта</w:t>
       </w:r>
       <w:r>
-        <w:t xml:space="preserve"> (Бэклог,</w:t>
+        <w:t xml:space="preserve"> (</w:t>
+      </w:r>
+      <w:proofErr w:type="spellStart"/>
+      <w:r>
+        <w:t>Бэклог</w:t>
+      </w:r>
+      <w:proofErr w:type="spellEnd"/>
+      <w:r>
+        <w:t>,</w:t>
       </w:r>
       <w:r>
         <w:t xml:space="preserve"> </w:t>
       </w:r>
+      <w:proofErr w:type="spellStart"/>
       <w:r>
         <w:rPr>
           <w:lang w:val="en-US"/>
         </w:rPr>
         <w:t>UserStory</w:t>
       </w:r>
+      <w:proofErr w:type="spellEnd"/>
       <w:r>
         <w:t xml:space="preserve">, </w:t>
       </w:r>
+      <w:proofErr w:type="spellStart"/>
       <w:r>
         <w:rPr>
           <w:lang w:val="en-US"/>
         </w:rPr>
         <w:t>UseCase</w:t>
       </w:r>
+      <w:proofErr w:type="spellEnd"/>
       <w:r>
         <w:t>,</w:t>
       </w:r>
@@ -2334,6 +2428,7 @@
   <w:style w:type="character" w:default="1" w:styleId="a0">
     <w:name w:val="Default Paragraph Font"/>
     <w:uiPriority w:val="1"/>
+    <w:semiHidden/>
     <w:unhideWhenUsed/>
   </w:style>
   <w:style w:type="table" w:default="1" w:styleId="a1">
